--- a/Docs/肉鸽/玩法1-肉鸽大纲.docx
+++ b/Docs/肉鸽/玩法1-肉鸽大纲.docx
@@ -408,14 +408,7 @@
         <w:rPr>
           <w:rFonts w:hint="eastAsia"/>
         </w:rPr>
-        <w:t>生成时将从第一层开始依次生成。从第二</w:t>
-      </w:r>
-      <w:r>
-        <w:rPr>
-          <w:rFonts w:hint="eastAsia"/>
-        </w:rPr>
-        <w:lastRenderedPageBreak/>
-        <w:t>层开始，每次生成时</w:t>
+        <w:t>生成时将从第一层开始依次生成。从第二层开始，每次生成时</w:t>
       </w:r>
       <w:r>
         <w:rPr>
@@ -850,65 +843,143 @@
         <w:rPr>
           <w:rFonts w:hint="eastAsia"/>
         </w:rPr>
+        <w:t>章节</w:t>
+      </w:r>
+    </w:p>
+    <w:p>
+      <w:pPr>
+        <w:ind w:left="420"/>
+        <w:jc w:val="both"/>
+        <w:rPr>
+          <w:rFonts w:hint="eastAsia"/>
+        </w:rPr>
+      </w:pPr>
+      <w:r>
+        <w:rPr>
+          <w:rFonts w:hint="eastAsia"/>
+        </w:rPr>
+        <w:t>肉鸽将分为多个章节，代表原神中的国家以及对应的年度大版本。通关一个章节后，可以保存当前存档，并在开启下一个章节前进行读取。每个章节最多保存三个存档</w:t>
+      </w:r>
+      <w:r>
+        <w:rPr>
+          <w:rFonts w:hint="eastAsia"/>
+        </w:rPr>
+        <w:t>。初始章节仅能通过新游戏来开启。</w:t>
+      </w:r>
+    </w:p>
+    <w:p>
+      <w:pPr>
+        <w:ind w:left="420"/>
+        <w:jc w:val="both"/>
+        <w:rPr>
+          <w:rFonts w:hint="eastAsia"/>
+        </w:rPr>
+      </w:pPr>
+    </w:p>
+    <w:p>
+      <w:pPr>
+        <w:ind w:left="420"/>
+        <w:jc w:val="both"/>
+        <w:rPr>
+          <w:rFonts w:hint="eastAsia"/>
+        </w:rPr>
+      </w:pPr>
+      <w:r>
+        <w:rPr>
+          <w:rFonts w:hint="eastAsia"/>
+        </w:rPr>
+        <w:t>随着章节中的节点推进，会逐步解锁或移除祈愿和商店里的卡池和商品，具体参考对应小节介绍。同时，角色</w:t>
+      </w:r>
+      <w:r>
+        <w:rPr>
+          <w:rFonts w:hint="eastAsia"/>
+        </w:rPr>
+        <w:t>，技能等级，</w:t>
+      </w:r>
+      <w:r>
+        <w:rPr>
+          <w:rFonts w:hint="eastAsia"/>
+        </w:rPr>
+        <w:t>武器</w:t>
+      </w:r>
+      <w:r>
+        <w:rPr>
+          <w:rFonts w:hint="eastAsia"/>
+        </w:rPr>
+        <w:t>和圣遗物</w:t>
+      </w:r>
+      <w:r>
+        <w:rPr>
+          <w:rFonts w:hint="eastAsia"/>
+        </w:rPr>
+        <w:t>会在到达部分章节节点</w:t>
+      </w:r>
+      <w:r>
+        <w:rPr>
+          <w:rFonts w:hint="eastAsia"/>
+        </w:rPr>
+        <w:t>前</w:t>
+      </w:r>
+      <w:r>
+        <w:rPr>
+          <w:rFonts w:hint="eastAsia"/>
+        </w:rPr>
+        <w:t>拥有等级上限，</w:t>
+      </w:r>
+      <w:r>
+        <w:rPr>
+          <w:rFonts w:hint="eastAsia"/>
+        </w:rPr>
+        <w:t>角色和武器</w:t>
+      </w:r>
+      <w:r>
+        <w:rPr>
+          <w:rFonts w:hint="eastAsia"/>
+        </w:rPr>
+        <w:t>分别是20,40,50,60,70,80。</w:t>
+      </w:r>
+      <w:r>
+        <w:rPr>
+          <w:rFonts w:hint="eastAsia"/>
+        </w:rPr>
+        <w:t>技能等级对应上限为2,3,</w:t>
+      </w:r>
+      <w:r>
+        <w:rPr>
+          <w:rFonts w:hint="eastAsia"/>
+        </w:rPr>
+        <w:t>4</w:t>
+      </w:r>
+      <w:r>
+        <w:rPr>
+          <w:rFonts w:hint="eastAsia"/>
+        </w:rPr>
+        <w:t>,6,</w:t>
+      </w:r>
+      <w:r>
+        <w:rPr>
+          <w:rFonts w:hint="eastAsia"/>
+        </w:rPr>
+        <w:t>8</w:t>
+      </w:r>
+      <w:r>
+        <w:rPr>
+          <w:rFonts w:hint="eastAsia"/>
+        </w:rPr>
+        <w:t>,9，圣遗物对应上限为+4，+8，+12，+16，+20，也就是说玩家突破60级后，等级上</w:t>
+      </w:r>
+      <w:r>
+        <w:rPr>
+          <w:rFonts w:hint="eastAsia"/>
+        </w:rPr>
         <w:lastRenderedPageBreak/>
-        <w:t>章节</w:t>
-      </w:r>
-    </w:p>
-    <w:p>
-      <w:pPr>
-        <w:ind w:left="420"/>
-        <w:jc w:val="both"/>
-        <w:rPr>
-          <w:rFonts w:hint="eastAsia"/>
-        </w:rPr>
-      </w:pPr>
-      <w:r>
-        <w:rPr>
-          <w:rFonts w:hint="eastAsia"/>
-        </w:rPr>
-        <w:t>肉鸽将分为多个章节，代表原神中的国家以及对应的年度大版本。通关一个章节后，可以保存当前存档，并在开启下一个章节前进行读取。每个章节最多保存三个存档</w:t>
-      </w:r>
-      <w:r>
-        <w:rPr>
-          <w:rFonts w:hint="eastAsia"/>
-        </w:rPr>
-        <w:t>。初始章节仅能通过新游戏来开启。</w:t>
-      </w:r>
-    </w:p>
-    <w:p>
-      <w:pPr>
-        <w:ind w:left="420"/>
-        <w:jc w:val="both"/>
-        <w:rPr>
-          <w:rFonts w:hint="eastAsia"/>
-        </w:rPr>
-      </w:pPr>
-    </w:p>
-    <w:p>
-      <w:pPr>
-        <w:ind w:left="420"/>
-        <w:jc w:val="both"/>
-        <w:rPr>
-          <w:rFonts w:hint="eastAsia"/>
-        </w:rPr>
-      </w:pPr>
-      <w:r>
-        <w:rPr>
-          <w:rFonts w:hint="eastAsia"/>
-        </w:rPr>
-        <w:t>随着章节中的节点推进，会逐步解锁或移除祈愿和商店里的卡池和商品，具体参考对应小节介绍。同时，角色和武器会在到达部分章节节点</w:t>
-      </w:r>
-      <w:r>
-        <w:rPr>
-          <w:rFonts w:hint="eastAsia"/>
-        </w:rPr>
-        <w:t>前</w:t>
-      </w:r>
-      <w:r>
-        <w:rPr>
-          <w:rFonts w:hint="eastAsia"/>
-        </w:rPr>
-        <w:t>拥有等级上限，分别是20,40,50,60,70,80。对应等级的突破属性和天赋，需在通过规定节点后且升级至该等级时自动生效。在此节点后才升级至突破等级的角色和武器的突破效果和天赋将直接生效。</w:t>
+        <w:t>限为70级时，就可拥有满级五星圣遗物了。</w:t>
+      </w:r>
+      <w:r>
+        <w:rPr>
+          <w:rFonts w:hint="eastAsia"/>
+        </w:rPr>
+        <w:t>对应等级的突破属性和天赋，需在通过规定节点后且升级至该等级时自动生效。在此节点后才升级至突破等级的角色和武器的突破效果和天赋将直接生效。</w:t>
       </w:r>
     </w:p>
     <w:p>
@@ -1037,6 +1108,30 @@
         </w:rPr>
         <w:t>祈愿</w:t>
       </w:r>
+    </w:p>
+    <w:p>
+      <w:pPr>
+        <w:ind w:left="420"/>
+        <w:jc w:val="both"/>
+        <w:rPr>
+          <w:rFonts w:hint="eastAsia"/>
+        </w:rPr>
+      </w:pPr>
+      <w:r>
+        <w:rPr>
+          <w:rFonts w:hint="eastAsia"/>
+        </w:rPr>
+        <w:t>也就是抽卡系统，玩家可以选择多个池子进行抽取，具体池子会根据当前节点进度而变化</w:t>
+      </w:r>
+    </w:p>
+    <w:p>
+      <w:pPr>
+        <w:ind w:left="420"/>
+        <w:jc w:val="both"/>
+        <w:rPr>
+          <w:rFonts w:hint="eastAsia"/>
+        </w:rPr>
+      </w:pPr>
     </w:p>
     <w:p>
       <w:pPr>
